--- a/internal_doc/05.测试设计/story/Java连接池/Java驱动连接池story测试设计.docx
+++ b/internal_doc/05.测试设计/story/Java连接池/Java驱动连接池story测试设计.docx
@@ -7524,13 +7524,7 @@
             <w:cnfStyle w:val="001000000000"/>
             <w:tcW w:w="959" w:type="dxa"/>
           </w:tcPr>
-          <w:p>
-            <w:pPr>
-              <w:rPr>
-                <w:rFonts w:hint="eastAsia"/>
-              </w:rPr>
-            </w:pPr>
-          </w:p>
+          <w:p/>
         </w:tc>
         <w:tc>
           <w:tcPr>
@@ -7541,9 +7535,6 @@
             <w:pPr>
               <w:jc w:val="left"/>
               <w:cnfStyle w:val="000000100000"/>
-              <w:rPr>
-                <w:rFonts w:hint="eastAsia"/>
-              </w:rPr>
             </w:pPr>
           </w:p>
         </w:tc>
@@ -7554,9 +7545,6 @@
           <w:p>
             <w:pPr>
               <w:cnfStyle w:val="000000100000"/>
-              <w:rPr>
-                <w:rFonts w:hint="eastAsia"/>
-              </w:rPr>
             </w:pPr>
             <w:r>
               <w:rPr>
@@ -7862,7 +7850,7 @@
               <w:rPr>
                 <w:rFonts w:hint="eastAsia"/>
               </w:rPr>
-              <w:t>7</w:t>
+              <w:t>8</w:t>
             </w:r>
           </w:p>
         </w:tc>
@@ -7902,6 +7890,18 @@
               <w:rPr>
                 <w:rFonts w:hint="eastAsia"/>
               </w:rPr>
+              <w:t>连接池无可用连接—</w:t>
+            </w:r>
+            <w:r>
+              <w:rPr>
+                <w:rFonts w:hint="eastAsia"/>
+              </w:rPr>
+              <w:t>&gt;</w:t>
+            </w:r>
+            <w:r>
+              <w:rPr>
+                <w:rFonts w:hint="eastAsia"/>
+              </w:rPr>
               <w:t>获取连接—</w:t>
             </w:r>
             <w:r>
@@ -7914,19 +7914,19 @@
               <w:rPr>
                 <w:rFonts w:hint="eastAsia"/>
               </w:rPr>
-              <w:t>连接池到达最多可容纳连接数—</w:t>
-            </w:r>
-            <w:r>
-              <w:rPr>
-                <w:rFonts w:hint="eastAsia"/>
-              </w:rPr>
-              <w:t>&gt;</w:t>
-            </w:r>
-            <w:r>
-              <w:rPr>
-                <w:rFonts w:hint="eastAsia"/>
-              </w:rPr>
-              <w:t>获取连接</w:t>
+              <w:t>等待超时（</w:t>
+            </w:r>
+            <w:r>
+              <w:rPr>
+                <w:rFonts w:hint="eastAsia"/>
+              </w:rPr>
+              <w:t>timeout</w:t>
+            </w:r>
+            <w:r>
+              <w:rPr>
+                <w:rFonts w:hint="eastAsia"/>
+              </w:rPr>
+              <w:t>）</w:t>
             </w:r>
           </w:p>
         </w:tc>
@@ -7951,7 +7951,7 @@
               <w:rPr>
                 <w:rFonts w:hint="eastAsia"/>
               </w:rPr>
-              <w:t>8</w:t>
+              <w:t>9</w:t>
             </w:r>
           </w:p>
         </w:tc>
@@ -8015,19 +8015,7 @@
               <w:rPr>
                 <w:rFonts w:hint="eastAsia"/>
               </w:rPr>
-              <w:t>等待超时（</w:t>
-            </w:r>
-            <w:r>
-              <w:rPr>
-                <w:rFonts w:hint="eastAsia"/>
-              </w:rPr>
-              <w:t>timeout</w:t>
-            </w:r>
-            <w:r>
-              <w:rPr>
-                <w:rFonts w:hint="eastAsia"/>
-              </w:rPr>
-              <w:t>）</w:t>
+              <w:t>等待未超时</w:t>
             </w:r>
           </w:p>
         </w:tc>
@@ -8049,7 +8037,7 @@
               <w:rPr>
                 <w:rFonts w:hint="eastAsia"/>
               </w:rPr>
-              <w:t>9</w:t>
+              <w:t>10</w:t>
             </w:r>
           </w:p>
         </w:tc>
@@ -8060,7 +8048,6 @@
           </w:tcPr>
           <w:p>
             <w:pPr>
-              <w:jc w:val="left"/>
               <w:cnfStyle w:val="000000000000"/>
             </w:pPr>
           </w:p>
@@ -8089,7 +8076,7 @@
               <w:rPr>
                 <w:rFonts w:hint="eastAsia"/>
               </w:rPr>
-              <w:t>连接池无可用连接—</w:t>
+              <w:t>关闭连接池—</w:t>
             </w:r>
             <w:r>
               <w:rPr>
@@ -8101,19 +8088,7 @@
               <w:rPr>
                 <w:rFonts w:hint="eastAsia"/>
               </w:rPr>
-              <w:t>获取连接—</w:t>
-            </w:r>
-            <w:r>
-              <w:rPr>
-                <w:rFonts w:hint="eastAsia"/>
-              </w:rPr>
-              <w:t>&gt;</w:t>
-            </w:r>
-            <w:r>
-              <w:rPr>
-                <w:rFonts w:hint="eastAsia"/>
-              </w:rPr>
-              <w:t>等待未超时</w:t>
+              <w:t>获取连接</w:t>
             </w:r>
           </w:p>
         </w:tc>
@@ -8138,7 +8113,7 @@
               <w:rPr>
                 <w:rFonts w:hint="eastAsia"/>
               </w:rPr>
-              <w:t>10</w:t>
+              <w:t>11</w:t>
             </w:r>
           </w:p>
         </w:tc>
@@ -8177,7 +8152,7 @@
               <w:rPr>
                 <w:rFonts w:hint="eastAsia"/>
               </w:rPr>
-              <w:t>关闭连接池—</w:t>
+              <w:t>禁用连接池—</w:t>
             </w:r>
             <w:r>
               <w:rPr>
@@ -8211,19 +8186,25 @@
               <w:rPr>
                 <w:rFonts w:hint="eastAsia"/>
               </w:rPr>
-              <w:t>11</w:t>
+              <w:t>13</w:t>
             </w:r>
           </w:p>
         </w:tc>
         <w:tc>
           <w:tcPr>
             <w:tcW w:w="1701" w:type="dxa"/>
-            <w:vMerge/>
+            <w:vMerge w:val="restart"/>
           </w:tcPr>
           <w:p>
             <w:pPr>
               <w:cnfStyle w:val="000000000000"/>
             </w:pPr>
+            <w:r>
+              <w:rPr>
+                <w:rFonts w:hint="eastAsia"/>
+              </w:rPr>
+              <w:t>归还连接</w:t>
+            </w:r>
           </w:p>
         </w:tc>
         <w:tc>
@@ -8250,7 +8231,7 @@
               <w:rPr>
                 <w:rFonts w:hint="eastAsia"/>
               </w:rPr>
-              <w:t>禁用连接池—</w:t>
+              <w:t>获取连接—</w:t>
             </w:r>
             <w:r>
               <w:rPr>
@@ -8262,7 +8243,7 @@
               <w:rPr>
                 <w:rFonts w:hint="eastAsia"/>
               </w:rPr>
-              <w:t>获取连接</w:t>
+              <w:t>归还连接</w:t>
             </w:r>
           </w:p>
         </w:tc>
@@ -8287,25 +8268,19 @@
               <w:rPr>
                 <w:rFonts w:hint="eastAsia"/>
               </w:rPr>
-              <w:t>13</w:t>
+              <w:t>14</w:t>
             </w:r>
           </w:p>
         </w:tc>
         <w:tc>
           <w:tcPr>
             <w:tcW w:w="1701" w:type="dxa"/>
-            <w:vMerge w:val="restart"/>
+            <w:vMerge/>
           </w:tcPr>
           <w:p>
             <w:pPr>
               <w:cnfStyle w:val="000000100000"/>
             </w:pPr>
-            <w:r>
-              <w:rPr>
-                <w:rFonts w:hint="eastAsia"/>
-              </w:rPr>
-              <w:t>归还连接</w:t>
-            </w:r>
           </w:p>
         </w:tc>
         <w:tc>
@@ -8344,7 +8319,7 @@
               <w:rPr>
                 <w:rFonts w:hint="eastAsia"/>
               </w:rPr>
-              <w:t>归还连接</w:t>
+              <w:t>归还不属于连接池的连接</w:t>
             </w:r>
           </w:p>
         </w:tc>
@@ -8366,7 +8341,7 @@
               <w:rPr>
                 <w:rFonts w:hint="eastAsia"/>
               </w:rPr>
-              <w:t>14</w:t>
+              <w:t>15</w:t>
             </w:r>
           </w:p>
         </w:tc>
@@ -8417,7 +8392,19 @@
               <w:rPr>
                 <w:rFonts w:hint="eastAsia"/>
               </w:rPr>
-              <w:t>归还不属于连接池的连接</w:t>
+              <w:t>归还</w:t>
+            </w:r>
+            <w:r>
+              <w:rPr>
+                <w:rFonts w:hint="eastAsia"/>
+              </w:rPr>
+              <w:t>使用且</w:t>
+            </w:r>
+            <w:r>
+              <w:rPr>
+                <w:rFonts w:hint="eastAsia"/>
+              </w:rPr>
+              <w:t>超出空闲时间的连接</w:t>
             </w:r>
           </w:p>
         </w:tc>
@@ -8431,20 +8418,7 @@
             <w:cnfStyle w:val="001000000000"/>
             <w:tcW w:w="959" w:type="dxa"/>
           </w:tcPr>
-          <w:p>
-            <w:r>
-              <w:rPr>
-                <w:rFonts w:hint="eastAsia"/>
-              </w:rPr>
-              <w:t>场景</w:t>
-            </w:r>
-            <w:r>
-              <w:rPr>
-                <w:rFonts w:hint="eastAsia"/>
-              </w:rPr>
-              <w:t>15</w:t>
-            </w:r>
-          </w:p>
+          <w:p/>
         </w:tc>
         <w:tc>
           <w:tcPr>
@@ -8493,19 +8467,7 @@
               <w:rPr>
                 <w:rFonts w:hint="eastAsia"/>
               </w:rPr>
-              <w:t>归还</w:t>
-            </w:r>
-            <w:r>
-              <w:rPr>
-                <w:rFonts w:hint="eastAsia"/>
-              </w:rPr>
-              <w:t>使用且</w:t>
-            </w:r>
-            <w:r>
-              <w:rPr>
-                <w:rFonts w:hint="eastAsia"/>
-              </w:rPr>
-              <w:t>超出空闲时间的连接</w:t>
+              <w:t>归还未使用且超出空闲时间的连接</w:t>
             </w:r>
           </w:p>
         </w:tc>
@@ -8516,7 +8478,20 @@
             <w:cnfStyle w:val="001000000000"/>
             <w:tcW w:w="959" w:type="dxa"/>
           </w:tcPr>
-          <w:p/>
+          <w:p>
+            <w:r>
+              <w:rPr>
+                <w:rFonts w:hint="eastAsia"/>
+              </w:rPr>
+              <w:t>场景</w:t>
+            </w:r>
+            <w:r>
+              <w:rPr>
+                <w:rFonts w:hint="eastAsia"/>
+              </w:rPr>
+              <w:t>16</w:t>
+            </w:r>
+          </w:p>
         </w:tc>
         <w:tc>
           <w:tcPr>
@@ -8565,7 +8540,37 @@
               <w:rPr>
                 <w:rFonts w:hint="eastAsia"/>
               </w:rPr>
-              <w:t>归还未使用且超出空闲时间的连接</w:t>
+              <w:t>更新连接池配置（负载策略</w:t>
+            </w:r>
+            <w:r>
+              <w:rPr>
+                <w:rFonts w:hint="eastAsia"/>
+              </w:rPr>
+              <w:t>/</w:t>
+            </w:r>
+            <w:r>
+              <w:rPr>
+                <w:rFonts w:hint="eastAsia"/>
+              </w:rPr>
+              <w:t>连接版本</w:t>
+            </w:r>
+            <w:r>
+              <w:rPr>
+                <w:rFonts w:hint="eastAsia"/>
+              </w:rPr>
+              <w:t>）—</w:t>
+            </w:r>
+            <w:r>
+              <w:rPr>
+                <w:rFonts w:hint="eastAsia"/>
+              </w:rPr>
+              <w:t>&gt;</w:t>
+            </w:r>
+            <w:r>
+              <w:rPr>
+                <w:rFonts w:hint="eastAsia"/>
+              </w:rPr>
+              <w:t>归还连接</w:t>
             </w:r>
           </w:p>
         </w:tc>
@@ -8590,7 +8595,7 @@
               <w:rPr>
                 <w:rFonts w:hint="eastAsia"/>
               </w:rPr>
-              <w:t>16</w:t>
+              <w:t>17</w:t>
             </w:r>
           </w:p>
         </w:tc>
@@ -8641,25 +8646,7 @@
               <w:rPr>
                 <w:rFonts w:hint="eastAsia"/>
               </w:rPr>
-              <w:t>更新连接池配置（负载策略</w:t>
-            </w:r>
-            <w:r>
-              <w:rPr>
-                <w:rFonts w:hint="eastAsia"/>
-              </w:rPr>
-              <w:t>/</w:t>
-            </w:r>
-            <w:r>
-              <w:rPr>
-                <w:rFonts w:hint="eastAsia"/>
-              </w:rPr>
-              <w:t>连接版本</w:t>
-            </w:r>
-            <w:r>
-              <w:rPr>
-                <w:rFonts w:hint="eastAsia"/>
-              </w:rPr>
-              <w:t>）—</w:t>
+              <w:t>归还连接—</w:t>
             </w:r>
             <w:r>
               <w:rPr>
@@ -8671,7 +8658,37 @@
               <w:rPr>
                 <w:rFonts w:hint="eastAsia"/>
               </w:rPr>
-              <w:t>归还连接</w:t>
+              <w:t>连接池中</w:t>
+            </w:r>
+            <w:r>
+              <w:rPr>
+                <w:rFonts w:hint="eastAsia"/>
+              </w:rPr>
+              <w:t>空闲</w:t>
+            </w:r>
+            <w:r>
+              <w:rPr>
+                <w:rFonts w:hint="eastAsia"/>
+              </w:rPr>
+              <w:t>连接数大于应保留连接数</w:t>
+            </w:r>
+            <w:r>
+              <w:rPr>
+                <w:rFonts w:hint="eastAsia"/>
+              </w:rPr>
+              <w:t>(</w:t>
+            </w:r>
+            <w:r>
+              <w:rPr>
+                <w:rFonts w:hint="eastAsia"/>
+              </w:rPr>
+              <w:t>等待一定时间</w:t>
+            </w:r>
+            <w:r>
+              <w:rPr>
+                <w:rFonts w:hint="eastAsia"/>
+              </w:rPr>
+              <w:t>)</w:t>
             </w:r>
           </w:p>
         </w:tc>
@@ -8693,7 +8710,7 @@
               <w:rPr>
                 <w:rFonts w:hint="eastAsia"/>
               </w:rPr>
-              <w:t>17</w:t>
+              <w:t>18</w:t>
             </w:r>
           </w:p>
         </w:tc>
@@ -8744,7 +8761,7 @@
               <w:rPr>
                 <w:rFonts w:hint="eastAsia"/>
               </w:rPr>
-              <w:t>归还连接—</w:t>
+              <w:t>关闭连接池—</w:t>
             </w:r>
             <w:r>
               <w:rPr>
@@ -8756,37 +8773,7 @@
               <w:rPr>
                 <w:rFonts w:hint="eastAsia"/>
               </w:rPr>
-              <w:t>连接池中</w:t>
-            </w:r>
-            <w:r>
-              <w:rPr>
-                <w:rFonts w:hint="eastAsia"/>
-              </w:rPr>
-              <w:t>空闲</w:t>
-            </w:r>
-            <w:r>
-              <w:rPr>
-                <w:rFonts w:hint="eastAsia"/>
-              </w:rPr>
-              <w:t>连接数大于应保留连接数</w:t>
-            </w:r>
-            <w:r>
-              <w:rPr>
-                <w:rFonts w:hint="eastAsia"/>
-              </w:rPr>
-              <w:t>(</w:t>
-            </w:r>
-            <w:r>
-              <w:rPr>
-                <w:rFonts w:hint="eastAsia"/>
-              </w:rPr>
-              <w:t>等待一定时间</w:t>
-            </w:r>
-            <w:r>
-              <w:rPr>
-                <w:rFonts w:hint="eastAsia"/>
-              </w:rPr>
-              <w:t>)</w:t>
+              <w:t>归还连接</w:t>
             </w:r>
           </w:p>
         </w:tc>
@@ -8811,7 +8798,7 @@
               <w:rPr>
                 <w:rFonts w:hint="eastAsia"/>
               </w:rPr>
-              <w:t>18</w:t>
+              <w:t>19</w:t>
             </w:r>
           </w:p>
         </w:tc>
@@ -8862,7 +8849,7 @@
               <w:rPr>
                 <w:rFonts w:hint="eastAsia"/>
               </w:rPr>
-              <w:t>关闭连接池—</w:t>
+              <w:t>禁用连接池—</w:t>
             </w:r>
             <w:r>
               <w:rPr>
@@ -8896,7 +8883,7 @@
               <w:rPr>
                 <w:rFonts w:hint="eastAsia"/>
               </w:rPr>
-              <w:t>19</w:t>
+              <w:t>20</w:t>
             </w:r>
           </w:p>
         </w:tc>
@@ -8947,7 +8934,7 @@
               <w:rPr>
                 <w:rFonts w:hint="eastAsia"/>
               </w:rPr>
-              <w:t>禁用连接池—</w:t>
+              <w:t>归还连接—</w:t>
             </w:r>
             <w:r>
               <w:rPr>
@@ -8974,17 +8961,104 @@
             <w:tcW w:w="959" w:type="dxa"/>
           </w:tcPr>
           <w:p>
-            <w:r>
-              <w:rPr>
-                <w:rFonts w:hint="eastAsia"/>
+            <w:pPr>
+              <w:rPr>
+                <w:b w:val="0"/>
+                <w:color w:val="DDD9C3" w:themeColor="background2" w:themeShade="E6"/>
+              </w:rPr>
+            </w:pPr>
+            <w:r>
+              <w:rPr>
+                <w:rFonts w:hint="eastAsia"/>
+                <w:b w:val="0"/>
+                <w:color w:val="DDD9C3" w:themeColor="background2" w:themeShade="E6"/>
               </w:rPr>
               <w:t>场景</w:t>
             </w:r>
             <w:r>
               <w:rPr>
                 <w:rFonts w:hint="eastAsia"/>
-              </w:rPr>
-              <w:t>20</w:t>
+                <w:b w:val="0"/>
+                <w:color w:val="DDD9C3" w:themeColor="background2" w:themeShade="E6"/>
+              </w:rPr>
+              <w:t>21</w:t>
+            </w:r>
+          </w:p>
+        </w:tc>
+        <w:tc>
+          <w:tcPr>
+            <w:tcW w:w="1701" w:type="dxa"/>
+            <w:vMerge w:val="restart"/>
+          </w:tcPr>
+          <w:p>
+            <w:pPr>
+              <w:cnfStyle w:val="000000100000"/>
+            </w:pPr>
+            <w:r>
+              <w:rPr>
+                <w:rFonts w:hint="eastAsia"/>
+              </w:rPr>
+              <w:t>禁用连接池</w:t>
+            </w:r>
+          </w:p>
+        </w:tc>
+        <w:tc>
+          <w:tcPr>
+            <w:tcW w:w="5862" w:type="dxa"/>
+          </w:tcPr>
+          <w:p>
+            <w:pPr>
+              <w:cnfStyle w:val="000000100000"/>
+            </w:pPr>
+            <w:r>
+              <w:rPr>
+                <w:rFonts w:hint="eastAsia"/>
+              </w:rPr>
+              <w:t>创建连接池—</w:t>
+            </w:r>
+            <w:r>
+              <w:rPr>
+                <w:rFonts w:hint="eastAsia"/>
+              </w:rPr>
+              <w:t>&gt;</w:t>
+            </w:r>
+            <w:r>
+              <w:rPr>
+                <w:rFonts w:hint="eastAsia"/>
+              </w:rPr>
+              <w:t>禁用连接池</w:t>
+            </w:r>
+          </w:p>
+        </w:tc>
+      </w:tr>
+      <w:tr>
+        <w:tc>
+          <w:tcPr>
+            <w:cnfStyle w:val="001000000000"/>
+            <w:tcW w:w="959" w:type="dxa"/>
+          </w:tcPr>
+          <w:p>
+            <w:pPr>
+              <w:rPr>
+                <w:b w:val="0"/>
+                <w:color w:val="DDD9C3" w:themeColor="background2" w:themeShade="E6"/>
+              </w:rPr>
+            </w:pPr>
+            <w:r>
+              <w:rPr>
+                <w:rFonts w:hint="eastAsia"/>
+                <w:b w:val="0"/>
+                <w:color w:val="DDD9C3" w:themeColor="background2" w:themeShade="E6"/>
+              </w:rPr>
+              <w:t>场景</w:t>
+            </w:r>
+            <w:r>
+              <w:rPr>
+                <w:rFonts w:hint="eastAsia"/>
+                <w:b w:val="0"/>
+                <w:color w:val="DDD9C3" w:themeColor="background2" w:themeShade="E6"/>
+              </w:rPr>
+              <w:t>22</w:t>
             </w:r>
           </w:p>
         </w:tc>
@@ -8995,7 +9069,7 @@
           </w:tcPr>
           <w:p>
             <w:pPr>
-              <w:cnfStyle w:val="000000100000"/>
+              <w:cnfStyle w:val="000000000000"/>
             </w:pPr>
           </w:p>
         </w:tc>
@@ -9005,7 +9079,7 @@
           </w:tcPr>
           <w:p>
             <w:pPr>
-              <w:cnfStyle w:val="000000100000"/>
+              <w:cnfStyle w:val="000000000000"/>
             </w:pPr>
             <w:r>
               <w:rPr>
@@ -9023,96 +9097,7 @@
               <w:rPr>
                 <w:rFonts w:hint="eastAsia"/>
               </w:rPr>
-              <w:t>获取连接—</w:t>
-            </w:r>
-            <w:r>
-              <w:rPr>
-                <w:rFonts w:hint="eastAsia"/>
-              </w:rPr>
-              <w:t>&gt;</w:t>
-            </w:r>
-            <w:r>
-              <w:rPr>
-                <w:rFonts w:hint="eastAsia"/>
-              </w:rPr>
-              <w:t>归还连接—</w:t>
-            </w:r>
-            <w:r>
-              <w:rPr>
-                <w:rFonts w:hint="eastAsia"/>
-              </w:rPr>
-              <w:t>&gt;</w:t>
-            </w:r>
-            <w:r>
-              <w:rPr>
-                <w:rFonts w:hint="eastAsia"/>
-              </w:rPr>
-              <w:t>归还连接</w:t>
-            </w:r>
-          </w:p>
-        </w:tc>
-      </w:tr>
-      <w:tr>
-        <w:tc>
-          <w:tcPr>
-            <w:cnfStyle w:val="001000000000"/>
-            <w:tcW w:w="959" w:type="dxa"/>
-          </w:tcPr>
-          <w:p>
-            <w:pPr>
-              <w:rPr>
-                <w:b w:val="0"/>
-                <w:color w:val="DDD9C3" w:themeColor="background2" w:themeShade="E6"/>
-              </w:rPr>
-            </w:pPr>
-            <w:r>
-              <w:rPr>
-                <w:rFonts w:hint="eastAsia"/>
-                <w:b w:val="0"/>
-                <w:color w:val="DDD9C3" w:themeColor="background2" w:themeShade="E6"/>
-              </w:rPr>
-              <w:t>场景</w:t>
-            </w:r>
-            <w:r>
-              <w:rPr>
-                <w:rFonts w:hint="eastAsia"/>
-                <w:b w:val="0"/>
-                <w:color w:val="DDD9C3" w:themeColor="background2" w:themeShade="E6"/>
-              </w:rPr>
-              <w:t>21</w:t>
-            </w:r>
-          </w:p>
-        </w:tc>
-        <w:tc>
-          <w:tcPr>
-            <w:tcW w:w="1701" w:type="dxa"/>
-            <w:vMerge w:val="restart"/>
-          </w:tcPr>
-          <w:p>
-            <w:pPr>
-              <w:cnfStyle w:val="000000000000"/>
-            </w:pPr>
-            <w:r>
-              <w:rPr>
-                <w:rFonts w:hint="eastAsia"/>
-              </w:rPr>
-              <w:t>禁用连接池</w:t>
-            </w:r>
-          </w:p>
-        </w:tc>
-        <w:tc>
-          <w:tcPr>
-            <w:tcW w:w="5862" w:type="dxa"/>
-          </w:tcPr>
-          <w:p>
-            <w:pPr>
-              <w:cnfStyle w:val="000000000000"/>
-            </w:pPr>
-            <w:r>
-              <w:rPr>
-                <w:rFonts w:hint="eastAsia"/>
-              </w:rPr>
-              <w:t>创建连接池—</w:t>
+              <w:t>禁用连接池—</w:t>
             </w:r>
             <w:r>
               <w:rPr>
@@ -9159,7 +9144,7 @@
                 <w:b w:val="0"/>
                 <w:color w:val="DDD9C3" w:themeColor="background2" w:themeShade="E6"/>
               </w:rPr>
-              <w:t>22</w:t>
+              <w:t>23</w:t>
             </w:r>
           </w:p>
         </w:tc>
@@ -9198,7 +9183,7 @@
               <w:rPr>
                 <w:rFonts w:hint="eastAsia"/>
               </w:rPr>
-              <w:t>禁用连接池—</w:t>
+              <w:t>关闭连接池—</w:t>
             </w:r>
             <w:r>
               <w:rPr>
@@ -9242,19 +9227,25 @@
                 <w:b w:val="0"/>
                 <w:color w:val="DDD9C3" w:themeColor="background2" w:themeShade="E6"/>
               </w:rPr>
-              <w:t>23</w:t>
+              <w:t>24</w:t>
             </w:r>
           </w:p>
         </w:tc>
         <w:tc>
           <w:tcPr>
             <w:tcW w:w="1701" w:type="dxa"/>
-            <w:vMerge/>
+            <w:vMerge w:val="restart"/>
           </w:tcPr>
           <w:p>
             <w:pPr>
               <w:cnfStyle w:val="000000000000"/>
             </w:pPr>
+            <w:r>
+              <w:rPr>
+                <w:rFonts w:hint="eastAsia"/>
+              </w:rPr>
+              <w:t>启用连接池</w:t>
+            </w:r>
           </w:p>
         </w:tc>
         <w:tc>
@@ -9281,19 +9272,7 @@
               <w:rPr>
                 <w:rFonts w:hint="eastAsia"/>
               </w:rPr>
-              <w:t>关闭连接池—</w:t>
-            </w:r>
-            <w:r>
-              <w:rPr>
-                <w:rFonts w:hint="eastAsia"/>
-              </w:rPr>
-              <w:t>&gt;</w:t>
-            </w:r>
-            <w:r>
-              <w:rPr>
-                <w:rFonts w:hint="eastAsia"/>
-              </w:rPr>
-              <w:t>禁用连接池</w:t>
+              <w:t>启用连接池</w:t>
             </w:r>
           </w:p>
         </w:tc>
@@ -9310,14 +9289,92 @@
           <w:p>
             <w:pPr>
               <w:rPr>
-                <w:b w:val="0"/>
                 <w:color w:val="DDD9C3" w:themeColor="background2" w:themeShade="E6"/>
               </w:rPr>
             </w:pPr>
             <w:r>
               <w:rPr>
                 <w:rFonts w:hint="eastAsia"/>
-                <w:b w:val="0"/>
+                <w:color w:val="DDD9C3" w:themeColor="background2" w:themeShade="E6"/>
+              </w:rPr>
+              <w:t>场景</w:t>
+            </w:r>
+            <w:r>
+              <w:rPr>
+                <w:rFonts w:hint="eastAsia"/>
+                <w:color w:val="DDD9C3" w:themeColor="background2" w:themeShade="E6"/>
+              </w:rPr>
+              <w:t>25</w:t>
+            </w:r>
+          </w:p>
+        </w:tc>
+        <w:tc>
+          <w:tcPr>
+            <w:tcW w:w="1701" w:type="dxa"/>
+            <w:vMerge/>
+          </w:tcPr>
+          <w:p>
+            <w:pPr>
+              <w:cnfStyle w:val="000000100000"/>
+            </w:pPr>
+          </w:p>
+        </w:tc>
+        <w:tc>
+          <w:tcPr>
+            <w:tcW w:w="5862" w:type="dxa"/>
+          </w:tcPr>
+          <w:p>
+            <w:pPr>
+              <w:cnfStyle w:val="000000100000"/>
+            </w:pPr>
+            <w:r>
+              <w:rPr>
+                <w:rFonts w:hint="eastAsia"/>
+              </w:rPr>
+              <w:t>创建连接池—</w:t>
+            </w:r>
+            <w:r>
+              <w:rPr>
+                <w:rFonts w:hint="eastAsia"/>
+              </w:rPr>
+              <w:t>&gt;</w:t>
+            </w:r>
+            <w:r>
+              <w:rPr>
+                <w:rFonts w:hint="eastAsia"/>
+              </w:rPr>
+              <w:t>禁用连接池—</w:t>
+            </w:r>
+            <w:r>
+              <w:rPr>
+                <w:rFonts w:hint="eastAsia"/>
+              </w:rPr>
+              <w:t>&gt;</w:t>
+            </w:r>
+            <w:r>
+              <w:rPr>
+                <w:rFonts w:hint="eastAsia"/>
+              </w:rPr>
+              <w:t>启用连接池</w:t>
+            </w:r>
+          </w:p>
+        </w:tc>
+      </w:tr>
+      <w:tr>
+        <w:tc>
+          <w:tcPr>
+            <w:cnfStyle w:val="001000000000"/>
+            <w:tcW w:w="959" w:type="dxa"/>
+          </w:tcPr>
+          <w:p>
+            <w:pPr>
+              <w:rPr>
+                <w:color w:val="DDD9C3" w:themeColor="background2" w:themeShade="E6"/>
+              </w:rPr>
+            </w:pPr>
+            <w:r>
+              <w:rPr>
+                <w:rFonts w:hint="eastAsia"/>
                 <w:color w:val="DDD9C3" w:themeColor="background2" w:themeShade="E6"/>
               </w:rPr>
               <w:lastRenderedPageBreak/>
@@ -9326,84 +9383,9 @@
             <w:r>
               <w:rPr>
                 <w:rFonts w:hint="eastAsia"/>
-                <w:b w:val="0"/>
                 <w:color w:val="DDD9C3" w:themeColor="background2" w:themeShade="E6"/>
               </w:rPr>
-              <w:t>24</w:t>
-            </w:r>
-          </w:p>
-        </w:tc>
-        <w:tc>
-          <w:tcPr>
-            <w:tcW w:w="1701" w:type="dxa"/>
-            <w:vMerge w:val="restart"/>
-          </w:tcPr>
-          <w:p>
-            <w:pPr>
-              <w:cnfStyle w:val="000000100000"/>
-            </w:pPr>
-            <w:r>
-              <w:rPr>
-                <w:rFonts w:hint="eastAsia"/>
-              </w:rPr>
-              <w:t>启用连接池</w:t>
-            </w:r>
-          </w:p>
-        </w:tc>
-        <w:tc>
-          <w:tcPr>
-            <w:tcW w:w="5862" w:type="dxa"/>
-          </w:tcPr>
-          <w:p>
-            <w:pPr>
-              <w:cnfStyle w:val="000000100000"/>
-            </w:pPr>
-            <w:r>
-              <w:rPr>
-                <w:rFonts w:hint="eastAsia"/>
-              </w:rPr>
-              <w:t>创建连接池—</w:t>
-            </w:r>
-            <w:r>
-              <w:rPr>
-                <w:rFonts w:hint="eastAsia"/>
-              </w:rPr>
-              <w:t>&gt;</w:t>
-            </w:r>
-            <w:r>
-              <w:rPr>
-                <w:rFonts w:hint="eastAsia"/>
-              </w:rPr>
-              <w:t>启用连接池</w:t>
-            </w:r>
-          </w:p>
-        </w:tc>
-      </w:tr>
-      <w:tr>
-        <w:tc>
-          <w:tcPr>
-            <w:cnfStyle w:val="001000000000"/>
-            <w:tcW w:w="959" w:type="dxa"/>
-          </w:tcPr>
-          <w:p>
-            <w:pPr>
-              <w:rPr>
-                <w:color w:val="DDD9C3" w:themeColor="background2" w:themeShade="E6"/>
-              </w:rPr>
-            </w:pPr>
-            <w:r>
-              <w:rPr>
-                <w:rFonts w:hint="eastAsia"/>
-                <w:color w:val="DDD9C3" w:themeColor="background2" w:themeShade="E6"/>
-              </w:rPr>
-              <w:t>场景</w:t>
-            </w:r>
-            <w:r>
-              <w:rPr>
-                <w:rFonts w:hint="eastAsia"/>
-                <w:color w:val="DDD9C3" w:themeColor="background2" w:themeShade="E6"/>
-              </w:rPr>
-              <w:t>25</w:t>
+              <w:t>26</w:t>
             </w:r>
           </w:p>
         </w:tc>
@@ -9442,7 +9424,7 @@
               <w:rPr>
                 <w:rFonts w:hint="eastAsia"/>
               </w:rPr>
-              <w:t>禁用连接池—</w:t>
+              <w:t>关闭连接池—</w:t>
             </w:r>
             <w:r>
               <w:rPr>
@@ -9469,26 +9451,73 @@
             <w:tcW w:w="959" w:type="dxa"/>
           </w:tcPr>
           <w:p>
-            <w:pPr>
-              <w:rPr>
-                <w:color w:val="DDD9C3" w:themeColor="background2" w:themeShade="E6"/>
-              </w:rPr>
-            </w:pPr>
-            <w:r>
-              <w:rPr>
-                <w:rFonts w:hint="eastAsia"/>
-                <w:color w:val="DDD9C3" w:themeColor="background2" w:themeShade="E6"/>
+            <w:r>
+              <w:rPr>
+                <w:rFonts w:hint="eastAsia"/>
               </w:rPr>
               <w:t>场景</w:t>
             </w:r>
             <w:r>
               <w:rPr>
                 <w:rFonts w:hint="eastAsia"/>
-                <w:color w:val="DDD9C3" w:themeColor="background2" w:themeShade="E6"/>
-              </w:rPr>
-              <w:t>26</w:t>
-            </w:r>
-          </w:p>
+              </w:rPr>
+              <w:t>27</w:t>
+            </w:r>
+          </w:p>
+        </w:tc>
+        <w:tc>
+          <w:tcPr>
+            <w:tcW w:w="1701" w:type="dxa"/>
+            <w:vMerge w:val="restart"/>
+          </w:tcPr>
+          <w:p>
+            <w:pPr>
+              <w:cnfStyle w:val="000000100000"/>
+            </w:pPr>
+            <w:r>
+              <w:rPr>
+                <w:rFonts w:hint="eastAsia"/>
+              </w:rPr>
+              <w:t>更新连接池配置</w:t>
+            </w:r>
+          </w:p>
+        </w:tc>
+        <w:tc>
+          <w:tcPr>
+            <w:tcW w:w="5862" w:type="dxa"/>
+          </w:tcPr>
+          <w:p>
+            <w:pPr>
+              <w:cnfStyle w:val="000000100000"/>
+            </w:pPr>
+            <w:r>
+              <w:rPr>
+                <w:rFonts w:hint="eastAsia"/>
+              </w:rPr>
+              <w:t>创建连接池—</w:t>
+            </w:r>
+            <w:r>
+              <w:rPr>
+                <w:rFonts w:hint="eastAsia"/>
+              </w:rPr>
+              <w:t>&gt;</w:t>
+            </w:r>
+            <w:r>
+              <w:rPr>
+                <w:rFonts w:hint="eastAsia"/>
+              </w:rPr>
+              <w:t>更新连接池配置</w:t>
+            </w:r>
+          </w:p>
+        </w:tc>
+      </w:tr>
+      <w:tr>
+        <w:tc>
+          <w:tcPr>
+            <w:cnfStyle w:val="001000000000"/>
+            <w:tcW w:w="959" w:type="dxa"/>
+          </w:tcPr>
+          <w:p/>
         </w:tc>
         <w:tc>
           <w:tcPr>
@@ -9497,7 +9526,7 @@
           </w:tcPr>
           <w:p>
             <w:pPr>
-              <w:cnfStyle w:val="000000100000"/>
+              <w:cnfStyle w:val="000000000000"/>
             </w:pPr>
           </w:p>
         </w:tc>
@@ -9507,7 +9536,7 @@
           </w:tcPr>
           <w:p>
             <w:pPr>
-              <w:cnfStyle w:val="000000100000"/>
+              <w:cnfStyle w:val="000000000000"/>
             </w:pPr>
             <w:r>
               <w:rPr>
@@ -9525,86 +9554,19 @@
               <w:rPr>
                 <w:rFonts w:hint="eastAsia"/>
               </w:rPr>
-              <w:t>关闭连接池—</w:t>
-            </w:r>
-            <w:r>
-              <w:rPr>
-                <w:rFonts w:hint="eastAsia"/>
-              </w:rPr>
-              <w:t>&gt;</w:t>
-            </w:r>
-            <w:r>
-              <w:rPr>
-                <w:rFonts w:hint="eastAsia"/>
-              </w:rPr>
-              <w:t>启用连接池</w:t>
-            </w:r>
-          </w:p>
-        </w:tc>
-      </w:tr>
-      <w:tr>
-        <w:tc>
-          <w:tcPr>
-            <w:cnfStyle w:val="001000000000"/>
-            <w:tcW w:w="959" w:type="dxa"/>
-          </w:tcPr>
-          <w:p>
-            <w:r>
-              <w:rPr>
-                <w:rFonts w:hint="eastAsia"/>
-              </w:rPr>
-              <w:t>场景</w:t>
-            </w:r>
-            <w:r>
-              <w:rPr>
-                <w:rFonts w:hint="eastAsia"/>
-              </w:rPr>
-              <w:t>27</w:t>
-            </w:r>
-          </w:p>
-        </w:tc>
-        <w:tc>
-          <w:tcPr>
-            <w:tcW w:w="1701" w:type="dxa"/>
-            <w:vMerge w:val="restart"/>
-          </w:tcPr>
-          <w:p>
-            <w:pPr>
-              <w:cnfStyle w:val="000000000000"/>
-            </w:pPr>
-            <w:r>
-              <w:rPr>
-                <w:rFonts w:hint="eastAsia"/>
-              </w:rPr>
-              <w:t>更新连接池配置</w:t>
-            </w:r>
-          </w:p>
-        </w:tc>
-        <w:tc>
-          <w:tcPr>
-            <w:tcW w:w="5862" w:type="dxa"/>
-          </w:tcPr>
-          <w:p>
-            <w:pPr>
-              <w:cnfStyle w:val="000000000000"/>
-            </w:pPr>
-            <w:r>
-              <w:rPr>
-                <w:rFonts w:hint="eastAsia"/>
-              </w:rPr>
-              <w:t>创建连接池—</w:t>
-            </w:r>
-            <w:r>
-              <w:rPr>
-                <w:rFonts w:hint="eastAsia"/>
-              </w:rPr>
-              <w:t>&gt;</w:t>
-            </w:r>
-            <w:r>
-              <w:rPr>
-                <w:rFonts w:hint="eastAsia"/>
-              </w:rPr>
-              <w:t>更新连接池配置</w:t>
+              <w:t>更新连接池配置—</w:t>
+            </w:r>
+            <w:r>
+              <w:rPr>
+                <w:rFonts w:hint="eastAsia"/>
+              </w:rPr>
+              <w:t>&gt;maxCount</w:t>
+            </w:r>
+            <w:r>
+              <w:rPr>
+                <w:rFonts w:hint="eastAsia"/>
+              </w:rPr>
+              <w:t>由大变小</w:t>
             </w:r>
           </w:p>
         </w:tc>
@@ -9619,11 +9581,18 @@
             <w:tcW w:w="959" w:type="dxa"/>
           </w:tcPr>
           <w:p>
-            <w:pPr>
-              <w:rPr>
-                <w:rFonts w:hint="eastAsia"/>
-              </w:rPr>
-            </w:pPr>
+            <w:r>
+              <w:rPr>
+                <w:rFonts w:hint="eastAsia"/>
+              </w:rPr>
+              <w:t>场景</w:t>
+            </w:r>
+            <w:r>
+              <w:rPr>
+                <w:rFonts w:hint="eastAsia"/>
+              </w:rPr>
+              <w:t>28</w:t>
+            </w:r>
           </w:p>
         </w:tc>
         <w:tc>
@@ -9634,9 +9603,6 @@
           <w:p>
             <w:pPr>
               <w:cnfStyle w:val="000000100000"/>
-              <w:rPr>
-                <w:rFonts w:hint="eastAsia"/>
-              </w:rPr>
             </w:pPr>
           </w:p>
         </w:tc>
@@ -9647,9 +9613,6 @@
           <w:p>
             <w:pPr>
               <w:cnfStyle w:val="000000100000"/>
-              <w:rPr>
-                <w:rFonts w:hint="eastAsia"/>
-              </w:rPr>
             </w:pPr>
             <w:r>
               <w:rPr>
@@ -9667,19 +9630,19 @@
               <w:rPr>
                 <w:rFonts w:hint="eastAsia"/>
               </w:rPr>
-              <w:t>更新连接池配置—</w:t>
-            </w:r>
-            <w:r>
-              <w:rPr>
-                <w:rFonts w:hint="eastAsia"/>
-              </w:rPr>
-              <w:t>&gt;maxCount</w:t>
-            </w:r>
-            <w:r>
-              <w:rPr>
-                <w:rFonts w:hint="eastAsia"/>
-              </w:rPr>
-              <w:t>由大变小</w:t>
+              <w:t>关闭连接池—</w:t>
+            </w:r>
+            <w:r>
+              <w:rPr>
+                <w:rFonts w:hint="eastAsia"/>
+              </w:rPr>
+              <w:t>&gt;</w:t>
+            </w:r>
+            <w:r>
+              <w:rPr>
+                <w:rFonts w:hint="eastAsia"/>
+              </w:rPr>
+              <w:t>更新连接池配置</w:t>
             </w:r>
           </w:p>
         </w:tc>
@@ -9701,7 +9664,7 @@
               <w:rPr>
                 <w:rFonts w:hint="eastAsia"/>
               </w:rPr>
-              <w:t>28</w:t>
+              <w:t>29</w:t>
             </w:r>
           </w:p>
         </w:tc>
@@ -9740,7 +9703,7 @@
               <w:rPr>
                 <w:rFonts w:hint="eastAsia"/>
               </w:rPr>
-              <w:t>关闭连接池—</w:t>
+              <w:t>禁用连接池—</w:t>
             </w:r>
             <w:r>
               <w:rPr>
@@ -9753,6 +9716,12 @@
                 <w:rFonts w:hint="eastAsia"/>
               </w:rPr>
               <w:t>更新连接池配置</w:t>
+            </w:r>
+            <w:r>
+              <w:rPr>
+                <w:rFonts w:hint="eastAsia"/>
+              </w:rPr>
+              <w:t>（预期成功）</w:t>
             </w:r>
           </w:p>
         </w:tc>
@@ -9777,19 +9746,24 @@
               <w:rPr>
                 <w:rFonts w:hint="eastAsia"/>
               </w:rPr>
-              <w:t>29</w:t>
+              <w:t>30</w:t>
             </w:r>
           </w:p>
         </w:tc>
         <w:tc>
           <w:tcPr>
             <w:tcW w:w="1701" w:type="dxa"/>
-            <w:vMerge/>
           </w:tcPr>
           <w:p>
             <w:pPr>
               <w:cnfStyle w:val="000000100000"/>
             </w:pPr>
+            <w:r>
+              <w:rPr>
+                <w:rFonts w:hint="eastAsia"/>
+              </w:rPr>
+              <w:t>关闭连接池</w:t>
+            </w:r>
           </w:p>
         </w:tc>
         <w:tc>
@@ -9816,25 +9790,7 @@
               <w:rPr>
                 <w:rFonts w:hint="eastAsia"/>
               </w:rPr>
-              <w:t>禁用连接池—</w:t>
-            </w:r>
-            <w:r>
-              <w:rPr>
-                <w:rFonts w:hint="eastAsia"/>
-              </w:rPr>
-              <w:t>&gt;</w:t>
-            </w:r>
-            <w:r>
-              <w:rPr>
-                <w:rFonts w:hint="eastAsia"/>
-              </w:rPr>
-              <w:t>更新连接池配置</w:t>
-            </w:r>
-            <w:r>
-              <w:rPr>
-                <w:rFonts w:hint="eastAsia"/>
-              </w:rPr>
-              <w:t>（预期成功）</w:t>
+              <w:t>关闭连接池</w:t>
             </w:r>
           </w:p>
         </w:tc>
@@ -9856,7 +9812,7 @@
               <w:rPr>
                 <w:rFonts w:hint="eastAsia"/>
               </w:rPr>
-              <w:t>30</w:t>
+              <w:t>31</w:t>
             </w:r>
           </w:p>
         </w:tc>
@@ -9868,12 +9824,6 @@
             <w:pPr>
               <w:cnfStyle w:val="000000000000"/>
             </w:pPr>
-            <w:r>
-              <w:rPr>
-                <w:rFonts w:hint="eastAsia"/>
-              </w:rPr>
-              <w:t>关闭连接池</w:t>
-            </w:r>
           </w:p>
         </w:tc>
         <w:tc>
@@ -9889,6 +9839,18 @@
                 <w:rFonts w:hint="eastAsia"/>
               </w:rPr>
               <w:t>创建连接池—</w:t>
+            </w:r>
+            <w:r>
+              <w:rPr>
+                <w:rFonts w:hint="eastAsia"/>
+              </w:rPr>
+              <w:t>&gt;</w:t>
+            </w:r>
+            <w:r>
+              <w:rPr>
+                <w:rFonts w:hint="eastAsia"/>
+              </w:rPr>
+              <w:t>获取连接—</w:t>
             </w:r>
             <w:r>
               <w:rPr>
@@ -9925,7 +9887,7 @@
               <w:rPr>
                 <w:rFonts w:hint="eastAsia"/>
               </w:rPr>
-              <w:t>31</w:t>
+              <w:t>32</w:t>
             </w:r>
           </w:p>
         </w:tc>
@@ -9963,7 +9925,7 @@
               <w:rPr>
                 <w:rFonts w:hint="eastAsia"/>
               </w:rPr>
-              <w:t>获取连接—</w:t>
+              <w:t>禁用连接池—</w:t>
             </w:r>
             <w:r>
               <w:rPr>
@@ -9997,7 +9959,7 @@
               <w:rPr>
                 <w:rFonts w:hint="eastAsia"/>
               </w:rPr>
-              <w:t>32</w:t>
+              <w:t>33</w:t>
             </w:r>
           </w:p>
         </w:tc>
@@ -10018,81 +9980,6 @@
           <w:p>
             <w:pPr>
               <w:cnfStyle w:val="000000000000"/>
-            </w:pPr>
-            <w:r>
-              <w:rPr>
-                <w:rFonts w:hint="eastAsia"/>
-              </w:rPr>
-              <w:t>创建连接池—</w:t>
-            </w:r>
-            <w:r>
-              <w:rPr>
-                <w:rFonts w:hint="eastAsia"/>
-              </w:rPr>
-              <w:t>&gt;</w:t>
-            </w:r>
-            <w:r>
-              <w:rPr>
-                <w:rFonts w:hint="eastAsia"/>
-              </w:rPr>
-              <w:t>禁用连接池—</w:t>
-            </w:r>
-            <w:r>
-              <w:rPr>
-                <w:rFonts w:hint="eastAsia"/>
-              </w:rPr>
-              <w:t>&gt;</w:t>
-            </w:r>
-            <w:r>
-              <w:rPr>
-                <w:rFonts w:hint="eastAsia"/>
-              </w:rPr>
-              <w:t>关闭连接池</w:t>
-            </w:r>
-          </w:p>
-        </w:tc>
-      </w:tr>
-      <w:tr>
-        <w:trPr>
-          <w:cnfStyle w:val="000000100000"/>
-        </w:trPr>
-        <w:tc>
-          <w:tcPr>
-            <w:cnfStyle w:val="001000000000"/>
-            <w:tcW w:w="959" w:type="dxa"/>
-          </w:tcPr>
-          <w:p>
-            <w:r>
-              <w:rPr>
-                <w:rFonts w:hint="eastAsia"/>
-              </w:rPr>
-              <w:t>场景</w:t>
-            </w:r>
-            <w:r>
-              <w:rPr>
-                <w:rFonts w:hint="eastAsia"/>
-              </w:rPr>
-              <w:t>33</w:t>
-            </w:r>
-          </w:p>
-        </w:tc>
-        <w:tc>
-          <w:tcPr>
-            <w:tcW w:w="1701" w:type="dxa"/>
-          </w:tcPr>
-          <w:p>
-            <w:pPr>
-              <w:cnfStyle w:val="000000100000"/>
-            </w:pPr>
-          </w:p>
-        </w:tc>
-        <w:tc>
-          <w:tcPr>
-            <w:tcW w:w="5862" w:type="dxa"/>
-          </w:tcPr>
-          <w:p>
-            <w:pPr>
-              <w:cnfStyle w:val="000000100000"/>
             </w:pPr>
             <w:r>
               <w:rPr>
@@ -12249,7 +12136,14 @@
               <w:rPr>
                 <w:rFonts w:hint="eastAsia"/>
               </w:rPr>
-              <w:t>连接策略</w:t>
+              <w:t>连</w:t>
+            </w:r>
+            <w:r>
+              <w:rPr>
+                <w:rFonts w:hint="eastAsia"/>
+              </w:rPr>
+              <w:lastRenderedPageBreak/>
+              <w:t>接策略</w:t>
             </w:r>
             <w:r>
               <w:rPr>
@@ -12700,12 +12594,6 @@
             <w:pPr>
               <w:cnfStyle w:val="000000100000"/>
             </w:pPr>
-            <w:r>
-              <w:rPr>
-                <w:rFonts w:hint="eastAsia"/>
-              </w:rPr>
-              <w:t>删除连接池中空闲连接</w:t>
-            </w:r>
           </w:p>
         </w:tc>
         <w:tc>
@@ -13498,7 +13386,6 @@
         <w:rPr>
           <w:rFonts w:hint="eastAsia"/>
         </w:rPr>
-        <w:lastRenderedPageBreak/>
         <w:t>keepAliveTimeout</w:t>
       </w:r>
       <w:r>
@@ -13550,14 +13437,12 @@
           <w:numId w:val="48"/>
         </w:numPr>
         <w:ind w:firstLineChars="0"/>
+      </w:pPr>
+      <w:r>
         <w:rPr>
           <w:rFonts w:hint="eastAsia"/>
         </w:rPr>
-      </w:pPr>
-      <w:r>
-        <w:rPr>
-          <w:rFonts w:hint="eastAsia"/>
-        </w:rPr>
+        <w:lastRenderedPageBreak/>
         <w:t>连接池内部并发：</w:t>
       </w:r>
       <w:r>
@@ -13605,9 +13490,6 @@
           <w:numId w:val="48"/>
         </w:numPr>
         <w:ind w:firstLineChars="0"/>
-        <w:rPr>
-          <w:rFonts w:hint="eastAsia"/>
-        </w:rPr>
       </w:pPr>
       <w:r>
         <w:rPr>
@@ -13624,9 +13506,6 @@
           <w:numId w:val="48"/>
         </w:numPr>
         <w:ind w:firstLineChars="0"/>
-        <w:rPr>
-          <w:rFonts w:hint="eastAsia"/>
-        </w:rPr>
       </w:pPr>
       <w:r>
         <w:rPr>
@@ -13643,9 +13522,6 @@
           <w:numId w:val="48"/>
         </w:numPr>
         <w:ind w:firstLineChars="0"/>
-        <w:rPr>
-          <w:rFonts w:hint="eastAsia"/>
-        </w:rPr>
       </w:pPr>
       <w:r>
         <w:rPr>
@@ -15743,7 +15619,7 @@
               <w:rPr>
                 <w:noProof/>
               </w:rPr>
-              <w:t>2016-3-28</w:t>
+              <w:t>2016-3-29</w:t>
             </w:r>
           </w:fldSimple>
         </w:p>
@@ -21582,6 +21458,21 @@
 </file>
 
 <file path=customXml/item1.xml><?xml version="1.0" encoding="utf-8"?>
+<p:properties xmlns:p="http://schemas.microsoft.com/office/2006/metadata/properties" xmlns:xsi="http://www.w3.org/2001/XMLSchema-instance">
+  <documentManagement/>
+</p:properties>
+</file>
+
+<file path=customXml/item2.xml><?xml version="1.0" encoding="utf-8"?>
+<?mso-contentType ?>
+<FormTemplates xmlns="http://schemas.microsoft.com/sharepoint/v3/contenttype/forms">
+  <Display>DocumentLibraryForm</Display>
+  <Edit>DocumentLibraryForm</Edit>
+  <New>DocumentLibraryForm</New>
+</FormTemplates>
+</file>
+
+<file path=customXml/item3.xml><?xml version="1.0" encoding="utf-8"?>
 <ct:contentTypeSchema xmlns:ct="http://schemas.microsoft.com/office/2006/metadata/contentType" xmlns:ma="http://schemas.microsoft.com/office/2006/metadata/properties/metaAttributes" ct:_="" ma:_="" ma:contentTypeName="Document" ma:contentTypeID="0x010100C9D738FE56F9DD4F818CEE0622FC80C0" ma:contentTypeVersion="0" ma:contentTypeDescription="Create a new document." ma:contentTypeScope="" ma:versionID="c733d375e9f13075cc482d188b8bae2c">
   <xsd:schema xmlns:xsd="http://www.w3.org/2001/XMLSchema" xmlns:p="http://schemas.microsoft.com/office/2006/metadata/properties" targetNamespace="http://schemas.microsoft.com/office/2006/metadata/properties" ma:root="true" ma:fieldsID="4aeb20c0e3442673af7ee10786458764">
     <xsd:element name="properties">
@@ -21630,26 +21521,27 @@
 </ct:contentTypeSchema>
 </file>
 
-<file path=customXml/item2.xml><?xml version="1.0" encoding="utf-8"?>
-<?mso-contentType ?>
-<FormTemplates xmlns="http://schemas.microsoft.com/sharepoint/v3/contenttype/forms">
-  <Display>DocumentLibraryForm</Display>
-  <Edit>DocumentLibraryForm</Edit>
-  <New>DocumentLibraryForm</New>
-</FormTemplates>
-</file>
-
-<file path=customXml/item3.xml><?xml version="1.0" encoding="utf-8"?>
-<p:properties xmlns:p="http://schemas.microsoft.com/office/2006/metadata/properties" xmlns:xsi="http://www.w3.org/2001/XMLSchema-instance">
-  <documentManagement/>
-</p:properties>
-</file>
-
 <file path=customXml/item4.xml><?xml version="1.0" encoding="utf-8"?>
 <b:Sources xmlns:b="http://schemas.openxmlformats.org/officeDocument/2006/bibliography" xmlns="http://schemas.openxmlformats.org/officeDocument/2006/bibliography" SelectedStyle="\APA.XSL" StyleName="APA"/>
 </file>
 
 <file path=customXml/itemProps1.xml><?xml version="1.0" encoding="utf-8"?>
+<ds:datastoreItem xmlns:ds="http://schemas.openxmlformats.org/officeDocument/2006/customXml" ds:itemID="{283A67FA-FB68-40D1-A1FD-BD4AEE599422}">
+  <ds:schemaRefs>
+    <ds:schemaRef ds:uri="http://schemas.microsoft.com/office/2006/metadata/properties"/>
+  </ds:schemaRefs>
+</ds:datastoreItem>
+</file>
+
+<file path=customXml/itemProps2.xml><?xml version="1.0" encoding="utf-8"?>
+<ds:datastoreItem xmlns:ds="http://schemas.openxmlformats.org/officeDocument/2006/customXml" ds:itemID="{9C2CE626-7193-49AD-BC45-D7AF4DFA65A4}">
+  <ds:schemaRefs>
+    <ds:schemaRef ds:uri="http://schemas.microsoft.com/sharepoint/v3/contenttype/forms"/>
+  </ds:schemaRefs>
+</ds:datastoreItem>
+</file>
+
+<file path=customXml/itemProps3.xml><?xml version="1.0" encoding="utf-8"?>
 <ds:datastoreItem xmlns:ds="http://schemas.openxmlformats.org/officeDocument/2006/customXml" ds:itemID="{94CFB702-9C76-4C98-BCB1-FF31686087A1}">
   <ds:schemaRefs>
     <ds:schemaRef ds:uri="http://schemas.microsoft.com/office/2006/metadata/contentType"/>
@@ -21664,22 +21556,6 @@
 </ds:datastoreItem>
 </file>
 
-<file path=customXml/itemProps2.xml><?xml version="1.0" encoding="utf-8"?>
-<ds:datastoreItem xmlns:ds="http://schemas.openxmlformats.org/officeDocument/2006/customXml" ds:itemID="{9C2CE626-7193-49AD-BC45-D7AF4DFA65A4}">
-  <ds:schemaRefs>
-    <ds:schemaRef ds:uri="http://schemas.microsoft.com/sharepoint/v3/contenttype/forms"/>
-  </ds:schemaRefs>
-</ds:datastoreItem>
-</file>
-
-<file path=customXml/itemProps3.xml><?xml version="1.0" encoding="utf-8"?>
-<ds:datastoreItem xmlns:ds="http://schemas.openxmlformats.org/officeDocument/2006/customXml" ds:itemID="{283A67FA-FB68-40D1-A1FD-BD4AEE599422}">
-  <ds:schemaRefs>
-    <ds:schemaRef ds:uri="http://schemas.microsoft.com/office/2006/metadata/properties"/>
-  </ds:schemaRefs>
-</ds:datastoreItem>
-</file>
-
 <file path=customXml/itemProps4.xml><?xml version="1.0" encoding="utf-8"?>
 <ds:datastoreItem xmlns:ds="http://schemas.openxmlformats.org/officeDocument/2006/customXml" ds:itemID="{E4AD2135-472A-400F-AFF0-8E6D5D8AF876}">
   <ds:schemaRefs>
